--- a/06. Taller de Programación/1. Módulo Imperativo/Trabajo Práctico N° 1/Trabajo Práctico N° 1 (R).docx
+++ b/06. Taller de Programación/1. Módulo Imperativo/Trabajo Práctico N° 1/Trabajo Práctico N° 1 (R).docx
@@ -1,6 +1,6 @@
 
 <file path=word/document.xml><?xml version="1.0" encoding="utf-8"?>
-<w:document xmlns:wpc="http://schemas.microsoft.com/office/word/2010/wordprocessingCanvas" xmlns:cx="http://schemas.microsoft.com/office/drawing/2014/chartex" xmlns:cx1="http://schemas.microsoft.com/office/drawing/2015/9/8/chartex" xmlns:cx2="http://schemas.microsoft.com/office/drawing/2015/10/21/chartex" xmlns:cx3="http://schemas.microsoft.com/office/drawing/2016/5/9/chartex" xmlns:cx4="http://schemas.microsoft.com/office/drawing/2016/5/10/chartex" xmlns:cx5="http://schemas.microsoft.com/office/drawing/2016/5/11/chartex" xmlns:cx6="http://schemas.microsoft.com/office/drawing/2016/5/12/chartex" xmlns:cx7="http://schemas.microsoft.com/office/drawing/2016/5/13/chartex" xmlns:cx8="http://schemas.microsoft.com/office/drawing/2016/5/14/chartex" xmlns:mc="http://schemas.openxmlformats.org/markup-compatibility/2006" xmlns:aink="http://schemas.microsoft.com/office/drawing/2016/ink" xmlns:am3d="http://schemas.microsoft.com/office/drawing/2017/model3d" xmlns:o="urn:schemas-microsoft-com:office:office" xmlns:oel="http://schemas.microsoft.com/office/2019/extlst" xmlns:r="http://schemas.openxmlformats.org/officeDocument/2006/relationships" xmlns:m="http://schemas.openxmlformats.org/officeDocument/2006/math" xmlns:v="urn:schemas-microsoft-com:vml" xmlns:wp14="http://schemas.microsoft.com/office/word/2010/wordprocessingDrawing" xmlns:wp="http://schemas.openxmlformats.org/drawingml/2006/wordprocessingDrawing" xmlns:w10="urn:schemas-microsoft-com:office:word" xmlns:w="http://schemas.openxmlformats.org/wordprocessingml/2006/main" xmlns:w14="http://schemas.microsoft.com/office/word/2010/wordml" xmlns:w15="http://schemas.microsoft.com/office/word/2012/wordml" xmlns:w16cex="http://schemas.microsoft.com/office/word/2018/wordml/cex" xmlns:w16cid="http://schemas.microsoft.com/office/word/2016/wordml/cid" xmlns:w16="http://schemas.microsoft.com/office/word/2018/wordml" xmlns:w16du="http://schemas.microsoft.com/office/word/2023/wordml/word16du" xmlns:w16sdtdh="http://schemas.microsoft.com/office/word/2020/wordml/sdtdatahash" xmlns:w16se="http://schemas.microsoft.com/office/word/2015/wordml/symex" xmlns:wpg="http://schemas.microsoft.com/office/word/2010/wordprocessingGroup" xmlns:wpi="http://schemas.microsoft.com/office/word/2010/wordprocessingInk" xmlns:wne="http://schemas.microsoft.com/office/word/2006/wordml" xmlns:wps="http://schemas.microsoft.com/office/word/2010/wordprocessingShape" mc:Ignorable="w14 w15 w16se w16cid w16 w16cex w16sdtdh w16du wp14">
+<w:document xmlns:wpc="http://schemas.microsoft.com/office/word/2010/wordprocessingCanvas" xmlns:cx="http://schemas.microsoft.com/office/drawing/2014/chartex" xmlns:cx1="http://schemas.microsoft.com/office/drawing/2015/9/8/chartex" xmlns:cx2="http://schemas.microsoft.com/office/drawing/2015/10/21/chartex" xmlns:cx3="http://schemas.microsoft.com/office/drawing/2016/5/9/chartex" xmlns:cx4="http://schemas.microsoft.com/office/drawing/2016/5/10/chartex" xmlns:cx5="http://schemas.microsoft.com/office/drawing/2016/5/11/chartex" xmlns:cx6="http://schemas.microsoft.com/office/drawing/2016/5/12/chartex" xmlns:cx7="http://schemas.microsoft.com/office/drawing/2016/5/13/chartex" xmlns:cx8="http://schemas.microsoft.com/office/drawing/2016/5/14/chartex" xmlns:mc="http://schemas.openxmlformats.org/markup-compatibility/2006" xmlns:aink="http://schemas.microsoft.com/office/drawing/2016/ink" xmlns:am3d="http://schemas.microsoft.com/office/drawing/2017/model3d" xmlns:o="urn:schemas-microsoft-com:office:office" xmlns:oel="http://schemas.microsoft.com/office/2019/extlst" xmlns:r="http://schemas.openxmlformats.org/officeDocument/2006/relationships" xmlns:m="http://schemas.openxmlformats.org/officeDocument/2006/math" xmlns:v="urn:schemas-microsoft-com:vml" xmlns:wp14="http://schemas.microsoft.com/office/word/2010/wordprocessingDrawing" xmlns:wp="http://schemas.openxmlformats.org/drawingml/2006/wordprocessingDrawing" xmlns:w10="urn:schemas-microsoft-com:office:word" xmlns:w="http://schemas.openxmlformats.org/wordprocessingml/2006/main" xmlns:w14="http://schemas.microsoft.com/office/word/2010/wordml" xmlns:w15="http://schemas.microsoft.com/office/word/2012/wordml" xmlns:w16cex="http://schemas.microsoft.com/office/word/2018/wordml/cex" xmlns:w16cid="http://schemas.microsoft.com/office/word/2016/wordml/cid" xmlns:w16="http://schemas.microsoft.com/office/word/2018/wordml" xmlns:w16du="http://schemas.microsoft.com/office/word/2023/wordml/word16du" xmlns:w16sdtdh="http://schemas.microsoft.com/office/word/2020/wordml/sdtdatahash" xmlns:w16sdtfl="http://schemas.microsoft.com/office/word/2024/wordml/sdtformatlock" xmlns:w16se="http://schemas.microsoft.com/office/word/2015/wordml/symex" xmlns:wpg="http://schemas.microsoft.com/office/word/2010/wordprocessingGroup" xmlns:wpi="http://schemas.microsoft.com/office/word/2010/wordprocessingInk" xmlns:wne="http://schemas.microsoft.com/office/word/2006/wordml" xmlns:wps="http://schemas.microsoft.com/office/word/2010/wordprocessingShape" mc:Ignorable="w14 w15 w16se w16cid w16 w16cex w16sdtdh w16sdtfl w16du wp14">
   <w:body>
     <w:p>
       <w:pPr>
@@ -775,16 +775,16 @@
           <w:color w:val="FFFFFF"/>
           <w:sz w:val="15"/>
           <w:szCs w:val="15"/>
-          <w:lang w:val="es-MX" w:eastAsia="es-MX"/>
-        </w:rPr>
-      </w:pPr>
-      <w:r>
-        <w:rPr>
-          <w:rFonts w:ascii="Fira Code" w:eastAsia="Times New Roman" w:hAnsi="Fira Code" w:cs="Fira Code"/>
-          <w:color w:val="FF9D00"/>
-          <w:sz w:val="15"/>
-          <w:szCs w:val="15"/>
-          <w:lang w:val="es-MX" w:eastAsia="es-MX"/>
+          <w:lang w:val="en-US" w:eastAsia="es-MX"/>
+        </w:rPr>
+      </w:pPr>
+      <w:r>
+        <w:rPr>
+          <w:rFonts w:ascii="Fira Code" w:eastAsia="Times New Roman" w:hAnsi="Fira Code" w:cs="Fira Code"/>
+          <w:color w:val="FF9D00"/>
+          <w:sz w:val="15"/>
+          <w:szCs w:val="15"/>
+          <w:lang w:val="en-US" w:eastAsia="es-MX"/>
         </w:rPr>
         <w:t>program</w:t>
       </w:r>
@@ -794,7 +794,7 @@
           <w:color w:val="9EFFFF"/>
           <w:sz w:val="15"/>
           <w:szCs w:val="15"/>
-          <w:lang w:val="es-MX" w:eastAsia="es-MX"/>
+          <w:lang w:val="en-US" w:eastAsia="es-MX"/>
         </w:rPr>
         <w:t xml:space="preserve"> </w:t>
       </w:r>
@@ -804,7 +804,7 @@
           <w:color w:val="FAD000"/>
           <w:sz w:val="15"/>
           <w:szCs w:val="15"/>
-          <w:lang w:val="es-MX" w:eastAsia="es-MX"/>
+          <w:lang w:val="en-US" w:eastAsia="es-MX"/>
         </w:rPr>
         <w:t>TP1_E1</w:t>
       </w:r>
@@ -814,7 +814,7 @@
           <w:color w:val="FFFFFF"/>
           <w:sz w:val="15"/>
           <w:szCs w:val="15"/>
-          <w:lang w:val="es-MX" w:eastAsia="es-MX"/>
+          <w:lang w:val="en-US" w:eastAsia="es-MX"/>
         </w:rPr>
         <w:t>;</w:t>
       </w:r>
@@ -829,7 +829,7 @@
           <w:color w:val="FFFFFF"/>
           <w:sz w:val="15"/>
           <w:szCs w:val="15"/>
-          <w:lang w:val="es-MX" w:eastAsia="es-MX"/>
+          <w:lang w:val="en-US" w:eastAsia="es-MX"/>
         </w:rPr>
       </w:pPr>
       <w:r>
@@ -840,7 +840,7 @@
           <w:color w:val="B362FF"/>
           <w:sz w:val="15"/>
           <w:szCs w:val="15"/>
-          <w:lang w:val="es-MX" w:eastAsia="es-MX"/>
+          <w:lang w:val="en-US" w:eastAsia="es-MX"/>
         </w:rPr>
         <w:t>{$codepage UTF8}</w:t>
       </w:r>
@@ -855,16 +855,16 @@
           <w:color w:val="FFFFFF"/>
           <w:sz w:val="15"/>
           <w:szCs w:val="15"/>
-          <w:lang w:val="es-MX" w:eastAsia="es-MX"/>
-        </w:rPr>
-      </w:pPr>
-      <w:r>
-        <w:rPr>
-          <w:rFonts w:ascii="Fira Code" w:eastAsia="Times New Roman" w:hAnsi="Fira Code" w:cs="Fira Code"/>
-          <w:color w:val="FF9D00"/>
-          <w:sz w:val="15"/>
-          <w:szCs w:val="15"/>
-          <w:lang w:val="es-MX" w:eastAsia="es-MX"/>
+          <w:lang w:val="en-US" w:eastAsia="es-MX"/>
+        </w:rPr>
+      </w:pPr>
+      <w:r>
+        <w:rPr>
+          <w:rFonts w:ascii="Fira Code" w:eastAsia="Times New Roman" w:hAnsi="Fira Code" w:cs="Fira Code"/>
+          <w:color w:val="FF9D00"/>
+          <w:sz w:val="15"/>
+          <w:szCs w:val="15"/>
+          <w:lang w:val="en-US" w:eastAsia="es-MX"/>
         </w:rPr>
         <w:t>uses</w:t>
       </w:r>
@@ -874,7 +874,7 @@
           <w:color w:val="FFFFFF"/>
           <w:sz w:val="15"/>
           <w:szCs w:val="15"/>
-          <w:lang w:val="es-MX" w:eastAsia="es-MX"/>
+          <w:lang w:val="en-US" w:eastAsia="es-MX"/>
         </w:rPr>
         <w:t xml:space="preserve"> </w:t>
       </w:r>
@@ -884,7 +884,7 @@
           <w:color w:val="FF9D00"/>
           <w:sz w:val="15"/>
           <w:szCs w:val="15"/>
-          <w:lang w:val="es-MX" w:eastAsia="es-MX"/>
+          <w:lang w:val="en-US" w:eastAsia="es-MX"/>
         </w:rPr>
         <w:t>crt</w:t>
       </w:r>
@@ -894,7 +894,7 @@
           <w:color w:val="FFFFFF"/>
           <w:sz w:val="15"/>
           <w:szCs w:val="15"/>
-          <w:lang w:val="es-MX" w:eastAsia="es-MX"/>
+          <w:lang w:val="en-US" w:eastAsia="es-MX"/>
         </w:rPr>
         <w:t>;</w:t>
       </w:r>
@@ -25990,16 +25990,16 @@
           <w:color w:val="FFFFFF"/>
           <w:sz w:val="15"/>
           <w:szCs w:val="15"/>
-          <w:lang w:val="es-MX" w:eastAsia="es-MX"/>
-        </w:rPr>
-      </w:pPr>
-      <w:r>
-        <w:rPr>
-          <w:rFonts w:ascii="Fira Code" w:eastAsia="Times New Roman" w:hAnsi="Fira Code" w:cs="Fira Code"/>
-          <w:color w:val="FF9D00"/>
-          <w:sz w:val="15"/>
-          <w:szCs w:val="15"/>
-          <w:lang w:val="es-MX" w:eastAsia="es-MX"/>
+          <w:lang w:val="en-US" w:eastAsia="es-MX"/>
+        </w:rPr>
+      </w:pPr>
+      <w:r>
+        <w:rPr>
+          <w:rFonts w:ascii="Fira Code" w:eastAsia="Times New Roman" w:hAnsi="Fira Code" w:cs="Fira Code"/>
+          <w:color w:val="FF9D00"/>
+          <w:sz w:val="15"/>
+          <w:szCs w:val="15"/>
+          <w:lang w:val="en-US" w:eastAsia="es-MX"/>
         </w:rPr>
         <w:t>var</w:t>
       </w:r>
@@ -26014,16 +26014,16 @@
           <w:color w:val="FFFFFF"/>
           <w:sz w:val="15"/>
           <w:szCs w:val="15"/>
-          <w:lang w:val="es-MX" w:eastAsia="es-MX"/>
-        </w:rPr>
-      </w:pPr>
-      <w:r>
-        <w:rPr>
-          <w:rFonts w:ascii="Fira Code" w:eastAsia="Times New Roman" w:hAnsi="Fira Code" w:cs="Fira Code"/>
-          <w:color w:val="FFFFFF"/>
-          <w:sz w:val="15"/>
-          <w:szCs w:val="15"/>
-          <w:lang w:val="es-MX" w:eastAsia="es-MX"/>
+          <w:lang w:val="en-US" w:eastAsia="es-MX"/>
+        </w:rPr>
+      </w:pPr>
+      <w:r>
+        <w:rPr>
+          <w:rFonts w:ascii="Fira Code" w:eastAsia="Times New Roman" w:hAnsi="Fira Code" w:cs="Fira Code"/>
+          <w:color w:val="FFFFFF"/>
+          <w:sz w:val="15"/>
+          <w:szCs w:val="15"/>
+          <w:lang w:val="en-US" w:eastAsia="es-MX"/>
         </w:rPr>
         <w:t>  i: int</w:t>
       </w:r>
@@ -26033,7 +26033,7 @@
           <w:color w:val="FFFFFF"/>
           <w:sz w:val="15"/>
           <w:szCs w:val="15"/>
-          <w:lang w:val="es-MX" w:eastAsia="es-MX"/>
+          <w:lang w:val="en-US" w:eastAsia="es-MX"/>
         </w:rPr>
         <w:t>8</w:t>
       </w:r>
@@ -26043,7 +26043,7 @@
           <w:color w:val="FFFFFF"/>
           <w:sz w:val="15"/>
           <w:szCs w:val="15"/>
-          <w:lang w:val="es-MX" w:eastAsia="es-MX"/>
+          <w:lang w:val="en-US" w:eastAsia="es-MX"/>
         </w:rPr>
         <w:t>;</w:t>
       </w:r>
@@ -26058,16 +26058,16 @@
           <w:color w:val="FFFFFF"/>
           <w:sz w:val="15"/>
           <w:szCs w:val="15"/>
-          <w:lang w:val="es-MX" w:eastAsia="es-MX"/>
-        </w:rPr>
-      </w:pPr>
-      <w:r>
-        <w:rPr>
-          <w:rFonts w:ascii="Fira Code" w:eastAsia="Times New Roman" w:hAnsi="Fira Code" w:cs="Fira Code"/>
-          <w:color w:val="FF9D00"/>
-          <w:sz w:val="15"/>
-          <w:szCs w:val="15"/>
-          <w:lang w:val="es-MX" w:eastAsia="es-MX"/>
+          <w:lang w:val="en-US" w:eastAsia="es-MX"/>
+        </w:rPr>
+      </w:pPr>
+      <w:r>
+        <w:rPr>
+          <w:rFonts w:ascii="Fira Code" w:eastAsia="Times New Roman" w:hAnsi="Fira Code" w:cs="Fira Code"/>
+          <w:color w:val="FF9D00"/>
+          <w:sz w:val="15"/>
+          <w:szCs w:val="15"/>
+          <w:lang w:val="en-US" w:eastAsia="es-MX"/>
         </w:rPr>
         <w:t>begin</w:t>
       </w:r>
@@ -26082,16 +26082,16 @@
           <w:color w:val="FFFFFF"/>
           <w:sz w:val="15"/>
           <w:szCs w:val="15"/>
-          <w:lang w:val="es-MX" w:eastAsia="es-MX"/>
-        </w:rPr>
-      </w:pPr>
-      <w:r>
-        <w:rPr>
-          <w:rFonts w:ascii="Fira Code" w:eastAsia="Times New Roman" w:hAnsi="Fira Code" w:cs="Fira Code"/>
-          <w:color w:val="FFFFFF"/>
-          <w:sz w:val="15"/>
-          <w:szCs w:val="15"/>
-          <w:lang w:val="es-MX" w:eastAsia="es-MX"/>
+          <w:lang w:val="en-US" w:eastAsia="es-MX"/>
+        </w:rPr>
+      </w:pPr>
+      <w:r>
+        <w:rPr>
+          <w:rFonts w:ascii="Fira Code" w:eastAsia="Times New Roman" w:hAnsi="Fira Code" w:cs="Fira Code"/>
+          <w:color w:val="FFFFFF"/>
+          <w:sz w:val="15"/>
+          <w:szCs w:val="15"/>
+          <w:lang w:val="en-US" w:eastAsia="es-MX"/>
         </w:rPr>
         <w:t>  i:=random(</w:t>
       </w:r>
@@ -26101,7 +26101,7 @@
           <w:color w:val="FF628C"/>
           <w:sz w:val="15"/>
           <w:szCs w:val="15"/>
-          <w:lang w:val="es-MX" w:eastAsia="es-MX"/>
+          <w:lang w:val="en-US" w:eastAsia="es-MX"/>
         </w:rPr>
         <w:t>100</w:t>
       </w:r>
@@ -26111,7 +26111,7 @@
           <w:color w:val="FFFFFF"/>
           <w:sz w:val="15"/>
           <w:szCs w:val="15"/>
-          <w:lang w:val="es-MX" w:eastAsia="es-MX"/>
+          <w:lang w:val="en-US" w:eastAsia="es-MX"/>
         </w:rPr>
         <w:t>);</w:t>
       </w:r>
@@ -26135,7 +26135,7 @@
           <w:color w:val="FFFFFF"/>
           <w:sz w:val="15"/>
           <w:szCs w:val="15"/>
-          <w:lang w:val="es-MX" w:eastAsia="es-MX"/>
+          <w:lang w:val="en-US" w:eastAsia="es-MX"/>
         </w:rPr>
         <w:t xml:space="preserve">  </w:t>
       </w:r>
@@ -26376,7 +26376,7 @@
           <w:color w:val="FFFFFF"/>
           <w:sz w:val="15"/>
           <w:szCs w:val="15"/>
-          <w:lang w:val="es-MX" w:eastAsia="es-MX"/>
+          <w:lang w:val="en-US" w:eastAsia="es-MX"/>
         </w:rPr>
       </w:pPr>
       <w:r>
@@ -26395,7 +26395,7 @@
           <w:color w:val="FF9D00"/>
           <w:sz w:val="15"/>
           <w:szCs w:val="15"/>
-          <w:lang w:val="es-MX" w:eastAsia="es-MX"/>
+          <w:lang w:val="en-US" w:eastAsia="es-MX"/>
         </w:rPr>
         <w:t>begin</w:t>
       </w:r>
@@ -26410,16 +26410,16 @@
           <w:color w:val="FFFFFF"/>
           <w:sz w:val="15"/>
           <w:szCs w:val="15"/>
-          <w:lang w:val="es-MX" w:eastAsia="es-MX"/>
-        </w:rPr>
-      </w:pPr>
-      <w:r>
-        <w:rPr>
-          <w:rFonts w:ascii="Fira Code" w:eastAsia="Times New Roman" w:hAnsi="Fira Code" w:cs="Fira Code"/>
-          <w:color w:val="FFFFFF"/>
-          <w:sz w:val="15"/>
-          <w:szCs w:val="15"/>
-          <w:lang w:val="es-MX" w:eastAsia="es-MX"/>
+          <w:lang w:val="en-US" w:eastAsia="es-MX"/>
+        </w:rPr>
+      </w:pPr>
+      <w:r>
+        <w:rPr>
+          <w:rFonts w:ascii="Fira Code" w:eastAsia="Times New Roman" w:hAnsi="Fira Code" w:cs="Fira Code"/>
+          <w:color w:val="FFFFFF"/>
+          <w:sz w:val="15"/>
+          <w:szCs w:val="15"/>
+          <w:lang w:val="en-US" w:eastAsia="es-MX"/>
         </w:rPr>
         <w:t>    registro_producto1.codigo:=</w:t>
       </w:r>
@@ -26429,7 +26429,7 @@
           <w:color w:val="FF628C"/>
           <w:sz w:val="15"/>
           <w:szCs w:val="15"/>
-          <w:lang w:val="es-MX" w:eastAsia="es-MX"/>
+          <w:lang w:val="en-US" w:eastAsia="es-MX"/>
         </w:rPr>
         <w:t>1</w:t>
       </w:r>
@@ -26439,7 +26439,7 @@
           <w:color w:val="FFFFFF"/>
           <w:sz w:val="15"/>
           <w:szCs w:val="15"/>
-          <w:lang w:val="es-MX" w:eastAsia="es-MX"/>
+          <w:lang w:val="en-US" w:eastAsia="es-MX"/>
         </w:rPr>
         <w:t>+random(high(int16));</w:t>
       </w:r>
@@ -26463,9 +26463,19 @@
           <w:color w:val="FFFFFF"/>
           <w:sz w:val="15"/>
           <w:szCs w:val="15"/>
-          <w:lang w:val="es-MX" w:eastAsia="es-MX"/>
-        </w:rPr>
-        <w:t>    registro_producto1.rubro:=rubro_ini+random(rubro_fin);</w:t>
+          <w:lang w:val="en-US" w:eastAsia="es-MX"/>
+        </w:rPr>
+        <w:t xml:space="preserve">    </w:t>
+      </w:r>
+      <w:r>
+        <w:rPr>
+          <w:rFonts w:ascii="Fira Code" w:eastAsia="Times New Roman" w:hAnsi="Fira Code" w:cs="Fira Code"/>
+          <w:color w:val="FFFFFF"/>
+          <w:sz w:val="15"/>
+          <w:szCs w:val="15"/>
+          <w:lang w:val="es-MX" w:eastAsia="es-MX"/>
+        </w:rPr>
+        <w:t>registro_producto1.rubro:=rubro_ini+random(rubro_fin);</w:t>
       </w:r>
     </w:p>
     <w:p>
@@ -26941,7 +26951,7 @@
           <w:szCs w:val="15"/>
           <w:lang w:val="es-MX" w:eastAsia="es-MX"/>
         </w:rPr>
-        <w:t>  anterior:=lista_productos; actual:=lista_productos;</w:t>
+        <w:t>  actual:=lista_productos;</w:t>
       </w:r>
     </w:p>
     <w:p>
@@ -27048,7 +27058,7 @@
           <w:color w:val="FFFFFF"/>
           <w:sz w:val="15"/>
           <w:szCs w:val="15"/>
-          <w:lang w:val="es-MX" w:eastAsia="es-MX"/>
+          <w:lang w:val="en-US" w:eastAsia="es-MX"/>
         </w:rPr>
       </w:pPr>
       <w:r>
@@ -27067,7 +27077,7 @@
           <w:color w:val="FF9D00"/>
           <w:sz w:val="15"/>
           <w:szCs w:val="15"/>
-          <w:lang w:val="es-MX" w:eastAsia="es-MX"/>
+          <w:lang w:val="en-US" w:eastAsia="es-MX"/>
         </w:rPr>
         <w:t>begin</w:t>
       </w:r>
@@ -27082,16 +27092,16 @@
           <w:color w:val="FFFFFF"/>
           <w:sz w:val="15"/>
           <w:szCs w:val="15"/>
-          <w:lang w:val="es-MX" w:eastAsia="es-MX"/>
-        </w:rPr>
-      </w:pPr>
-      <w:r>
-        <w:rPr>
-          <w:rFonts w:ascii="Fira Code" w:eastAsia="Times New Roman" w:hAnsi="Fira Code" w:cs="Fira Code"/>
-          <w:color w:val="FFFFFF"/>
-          <w:sz w:val="15"/>
-          <w:szCs w:val="15"/>
-          <w:lang w:val="es-MX" w:eastAsia="es-MX"/>
+          <w:lang w:val="en-US" w:eastAsia="es-MX"/>
+        </w:rPr>
+      </w:pPr>
+      <w:r>
+        <w:rPr>
+          <w:rFonts w:ascii="Fira Code" w:eastAsia="Times New Roman" w:hAnsi="Fira Code" w:cs="Fira Code"/>
+          <w:color w:val="FFFFFF"/>
+          <w:sz w:val="15"/>
+          <w:szCs w:val="15"/>
+          <w:lang w:val="en-US" w:eastAsia="es-MX"/>
         </w:rPr>
         <w:t>    anterior:=actual;</w:t>
       </w:r>
@@ -27106,16 +27116,16 @@
           <w:color w:val="FFFFFF"/>
           <w:sz w:val="15"/>
           <w:szCs w:val="15"/>
-          <w:lang w:val="es-MX" w:eastAsia="es-MX"/>
-        </w:rPr>
-      </w:pPr>
-      <w:r>
-        <w:rPr>
-          <w:rFonts w:ascii="Fira Code" w:eastAsia="Times New Roman" w:hAnsi="Fira Code" w:cs="Fira Code"/>
-          <w:color w:val="FFFFFF"/>
-          <w:sz w:val="15"/>
-          <w:szCs w:val="15"/>
-          <w:lang w:val="es-MX" w:eastAsia="es-MX"/>
+          <w:lang w:val="en-US" w:eastAsia="es-MX"/>
+        </w:rPr>
+      </w:pPr>
+      <w:r>
+        <w:rPr>
+          <w:rFonts w:ascii="Fira Code" w:eastAsia="Times New Roman" w:hAnsi="Fira Code" w:cs="Fira Code"/>
+          <w:color w:val="FFFFFF"/>
+          <w:sz w:val="15"/>
+          <w:szCs w:val="15"/>
+          <w:lang w:val="en-US" w:eastAsia="es-MX"/>
         </w:rPr>
         <w:t>    actual:=actual^.sig;</w:t>
       </w:r>
@@ -27130,16 +27140,16 @@
           <w:color w:val="FFFFFF"/>
           <w:sz w:val="15"/>
           <w:szCs w:val="15"/>
-          <w:lang w:val="es-MX" w:eastAsia="es-MX"/>
-        </w:rPr>
-      </w:pPr>
-      <w:r>
-        <w:rPr>
-          <w:rFonts w:ascii="Fira Code" w:eastAsia="Times New Roman" w:hAnsi="Fira Code" w:cs="Fira Code"/>
-          <w:color w:val="FFFFFF"/>
-          <w:sz w:val="15"/>
-          <w:szCs w:val="15"/>
-          <w:lang w:val="es-MX" w:eastAsia="es-MX"/>
+          <w:lang w:val="en-US" w:eastAsia="es-MX"/>
+        </w:rPr>
+      </w:pPr>
+      <w:r>
+        <w:rPr>
+          <w:rFonts w:ascii="Fira Code" w:eastAsia="Times New Roman" w:hAnsi="Fira Code" w:cs="Fira Code"/>
+          <w:color w:val="FFFFFF"/>
+          <w:sz w:val="15"/>
+          <w:szCs w:val="15"/>
+          <w:lang w:val="en-US" w:eastAsia="es-MX"/>
         </w:rPr>
         <w:t xml:space="preserve">  </w:t>
       </w:r>
@@ -27149,7 +27159,7 @@
           <w:color w:val="FF9D00"/>
           <w:sz w:val="15"/>
           <w:szCs w:val="15"/>
-          <w:lang w:val="es-MX" w:eastAsia="es-MX"/>
+          <w:lang w:val="en-US" w:eastAsia="es-MX"/>
         </w:rPr>
         <w:t>end</w:t>
       </w:r>
@@ -27159,7 +27169,7 @@
           <w:color w:val="FFFFFF"/>
           <w:sz w:val="15"/>
           <w:szCs w:val="15"/>
-          <w:lang w:val="es-MX" w:eastAsia="es-MX"/>
+          <w:lang w:val="en-US" w:eastAsia="es-MX"/>
         </w:rPr>
         <w:t>;</w:t>
       </w:r>
@@ -27183,7 +27193,7 @@
           <w:color w:val="FFFFFF"/>
           <w:sz w:val="15"/>
           <w:szCs w:val="15"/>
-          <w:lang w:val="es-MX" w:eastAsia="es-MX"/>
+          <w:lang w:val="en-US" w:eastAsia="es-MX"/>
         </w:rPr>
         <w:t xml:space="preserve">  </w:t>
       </w:r>
@@ -33472,7 +33482,7 @@
 </file>
 
 <file path=word/endnotes.xml><?xml version="1.0" encoding="utf-8"?>
-<w:endnotes xmlns:wpc="http://schemas.microsoft.com/office/word/2010/wordprocessingCanvas" xmlns:cx="http://schemas.microsoft.com/office/drawing/2014/chartex" xmlns:cx1="http://schemas.microsoft.com/office/drawing/2015/9/8/chartex" xmlns:cx2="http://schemas.microsoft.com/office/drawing/2015/10/21/chartex" xmlns:cx3="http://schemas.microsoft.com/office/drawing/2016/5/9/chartex" xmlns:cx4="http://schemas.microsoft.com/office/drawing/2016/5/10/chartex" xmlns:cx5="http://schemas.microsoft.com/office/drawing/2016/5/11/chartex" xmlns:cx6="http://schemas.microsoft.com/office/drawing/2016/5/12/chartex" xmlns:cx7="http://schemas.microsoft.com/office/drawing/2016/5/13/chartex" xmlns:cx8="http://schemas.microsoft.com/office/drawing/2016/5/14/chartex" xmlns:mc="http://schemas.openxmlformats.org/markup-compatibility/2006" xmlns:aink="http://schemas.microsoft.com/office/drawing/2016/ink" xmlns:am3d="http://schemas.microsoft.com/office/drawing/2017/model3d" xmlns:o="urn:schemas-microsoft-com:office:office" xmlns:oel="http://schemas.microsoft.com/office/2019/extlst" xmlns:r="http://schemas.openxmlformats.org/officeDocument/2006/relationships" xmlns:m="http://schemas.openxmlformats.org/officeDocument/2006/math" xmlns:v="urn:schemas-microsoft-com:vml" xmlns:wp14="http://schemas.microsoft.com/office/word/2010/wordprocessingDrawing" xmlns:wp="http://schemas.openxmlformats.org/drawingml/2006/wordprocessingDrawing" xmlns:w10="urn:schemas-microsoft-com:office:word" xmlns:w="http://schemas.openxmlformats.org/wordprocessingml/2006/main" xmlns:w14="http://schemas.microsoft.com/office/word/2010/wordml" xmlns:w15="http://schemas.microsoft.com/office/word/2012/wordml" xmlns:w16cex="http://schemas.microsoft.com/office/word/2018/wordml/cex" xmlns:w16cid="http://schemas.microsoft.com/office/word/2016/wordml/cid" xmlns:w16="http://schemas.microsoft.com/office/word/2018/wordml" xmlns:w16du="http://schemas.microsoft.com/office/word/2023/wordml/word16du" xmlns:w16sdtdh="http://schemas.microsoft.com/office/word/2020/wordml/sdtdatahash" xmlns:w16se="http://schemas.microsoft.com/office/word/2015/wordml/symex" xmlns:wpg="http://schemas.microsoft.com/office/word/2010/wordprocessingGroup" xmlns:wpi="http://schemas.microsoft.com/office/word/2010/wordprocessingInk" xmlns:wne="http://schemas.microsoft.com/office/word/2006/wordml" xmlns:wps="http://schemas.microsoft.com/office/word/2010/wordprocessingShape" mc:Ignorable="w14 w15 w16se w16cid w16 w16cex w16sdtdh w16du wp14">
+<w:endnotes xmlns:wpc="http://schemas.microsoft.com/office/word/2010/wordprocessingCanvas" xmlns:cx="http://schemas.microsoft.com/office/drawing/2014/chartex" xmlns:cx1="http://schemas.microsoft.com/office/drawing/2015/9/8/chartex" xmlns:cx2="http://schemas.microsoft.com/office/drawing/2015/10/21/chartex" xmlns:cx3="http://schemas.microsoft.com/office/drawing/2016/5/9/chartex" xmlns:cx4="http://schemas.microsoft.com/office/drawing/2016/5/10/chartex" xmlns:cx5="http://schemas.microsoft.com/office/drawing/2016/5/11/chartex" xmlns:cx6="http://schemas.microsoft.com/office/drawing/2016/5/12/chartex" xmlns:cx7="http://schemas.microsoft.com/office/drawing/2016/5/13/chartex" xmlns:cx8="http://schemas.microsoft.com/office/drawing/2016/5/14/chartex" xmlns:mc="http://schemas.openxmlformats.org/markup-compatibility/2006" xmlns:aink="http://schemas.microsoft.com/office/drawing/2016/ink" xmlns:am3d="http://schemas.microsoft.com/office/drawing/2017/model3d" xmlns:o="urn:schemas-microsoft-com:office:office" xmlns:oel="http://schemas.microsoft.com/office/2019/extlst" xmlns:r="http://schemas.openxmlformats.org/officeDocument/2006/relationships" xmlns:m="http://schemas.openxmlformats.org/officeDocument/2006/math" xmlns:v="urn:schemas-microsoft-com:vml" xmlns:wp14="http://schemas.microsoft.com/office/word/2010/wordprocessingDrawing" xmlns:wp="http://schemas.openxmlformats.org/drawingml/2006/wordprocessingDrawing" xmlns:w10="urn:schemas-microsoft-com:office:word" xmlns:w="http://schemas.openxmlformats.org/wordprocessingml/2006/main" xmlns:w14="http://schemas.microsoft.com/office/word/2010/wordml" xmlns:w15="http://schemas.microsoft.com/office/word/2012/wordml" xmlns:w16cex="http://schemas.microsoft.com/office/word/2018/wordml/cex" xmlns:w16cid="http://schemas.microsoft.com/office/word/2016/wordml/cid" xmlns:w16="http://schemas.microsoft.com/office/word/2018/wordml" xmlns:w16du="http://schemas.microsoft.com/office/word/2023/wordml/word16du" xmlns:w16sdtdh="http://schemas.microsoft.com/office/word/2020/wordml/sdtdatahash" xmlns:w16sdtfl="http://schemas.microsoft.com/office/word/2024/wordml/sdtformatlock" xmlns:w16se="http://schemas.microsoft.com/office/word/2015/wordml/symex" xmlns:wpg="http://schemas.microsoft.com/office/word/2010/wordprocessingGroup" xmlns:wpi="http://schemas.microsoft.com/office/word/2010/wordprocessingInk" xmlns:wne="http://schemas.microsoft.com/office/word/2006/wordml" xmlns:wps="http://schemas.microsoft.com/office/word/2010/wordprocessingShape" mc:Ignorable="w14 w15 w16se w16cid w16 w16cex w16sdtdh w16sdtfl w16du wp14">
   <w:endnote w:type="separator" w:id="-1">
     <w:p>
       <w:r>
@@ -33491,7 +33501,7 @@
 </file>
 
 <file path=word/footnotes.xml><?xml version="1.0" encoding="utf-8"?>
-<w:footnotes xmlns:wpc="http://schemas.microsoft.com/office/word/2010/wordprocessingCanvas" xmlns:cx="http://schemas.microsoft.com/office/drawing/2014/chartex" xmlns:cx1="http://schemas.microsoft.com/office/drawing/2015/9/8/chartex" xmlns:cx2="http://schemas.microsoft.com/office/drawing/2015/10/21/chartex" xmlns:cx3="http://schemas.microsoft.com/office/drawing/2016/5/9/chartex" xmlns:cx4="http://schemas.microsoft.com/office/drawing/2016/5/10/chartex" xmlns:cx5="http://schemas.microsoft.com/office/drawing/2016/5/11/chartex" xmlns:cx6="http://schemas.microsoft.com/office/drawing/2016/5/12/chartex" xmlns:cx7="http://schemas.microsoft.com/office/drawing/2016/5/13/chartex" xmlns:cx8="http://schemas.microsoft.com/office/drawing/2016/5/14/chartex" xmlns:mc="http://schemas.openxmlformats.org/markup-compatibility/2006" xmlns:aink="http://schemas.microsoft.com/office/drawing/2016/ink" xmlns:am3d="http://schemas.microsoft.com/office/drawing/2017/model3d" xmlns:o="urn:schemas-microsoft-com:office:office" xmlns:oel="http://schemas.microsoft.com/office/2019/extlst" xmlns:r="http://schemas.openxmlformats.org/officeDocument/2006/relationships" xmlns:m="http://schemas.openxmlformats.org/officeDocument/2006/math" xmlns:v="urn:schemas-microsoft-com:vml" xmlns:wp14="http://schemas.microsoft.com/office/word/2010/wordprocessingDrawing" xmlns:wp="http://schemas.openxmlformats.org/drawingml/2006/wordprocessingDrawing" xmlns:w10="urn:schemas-microsoft-com:office:word" xmlns:w="http://schemas.openxmlformats.org/wordprocessingml/2006/main" xmlns:w14="http://schemas.microsoft.com/office/word/2010/wordml" xmlns:w15="http://schemas.microsoft.com/office/word/2012/wordml" xmlns:w16cex="http://schemas.microsoft.com/office/word/2018/wordml/cex" xmlns:w16cid="http://schemas.microsoft.com/office/word/2016/wordml/cid" xmlns:w16="http://schemas.microsoft.com/office/word/2018/wordml" xmlns:w16du="http://schemas.microsoft.com/office/word/2023/wordml/word16du" xmlns:w16sdtdh="http://schemas.microsoft.com/office/word/2020/wordml/sdtdatahash" xmlns:w16se="http://schemas.microsoft.com/office/word/2015/wordml/symex" xmlns:wpg="http://schemas.microsoft.com/office/word/2010/wordprocessingGroup" xmlns:wpi="http://schemas.microsoft.com/office/word/2010/wordprocessingInk" xmlns:wne="http://schemas.microsoft.com/office/word/2006/wordml" xmlns:wps="http://schemas.microsoft.com/office/word/2010/wordprocessingShape" mc:Ignorable="w14 w15 w16se w16cid w16 w16cex w16sdtdh w16du wp14">
+<w:footnotes xmlns:wpc="http://schemas.microsoft.com/office/word/2010/wordprocessingCanvas" xmlns:cx="http://schemas.microsoft.com/office/drawing/2014/chartex" xmlns:cx1="http://schemas.microsoft.com/office/drawing/2015/9/8/chartex" xmlns:cx2="http://schemas.microsoft.com/office/drawing/2015/10/21/chartex" xmlns:cx3="http://schemas.microsoft.com/office/drawing/2016/5/9/chartex" xmlns:cx4="http://schemas.microsoft.com/office/drawing/2016/5/10/chartex" xmlns:cx5="http://schemas.microsoft.com/office/drawing/2016/5/11/chartex" xmlns:cx6="http://schemas.microsoft.com/office/drawing/2016/5/12/chartex" xmlns:cx7="http://schemas.microsoft.com/office/drawing/2016/5/13/chartex" xmlns:cx8="http://schemas.microsoft.com/office/drawing/2016/5/14/chartex" xmlns:mc="http://schemas.openxmlformats.org/markup-compatibility/2006" xmlns:aink="http://schemas.microsoft.com/office/drawing/2016/ink" xmlns:am3d="http://schemas.microsoft.com/office/drawing/2017/model3d" xmlns:o="urn:schemas-microsoft-com:office:office" xmlns:oel="http://schemas.microsoft.com/office/2019/extlst" xmlns:r="http://schemas.openxmlformats.org/officeDocument/2006/relationships" xmlns:m="http://schemas.openxmlformats.org/officeDocument/2006/math" xmlns:v="urn:schemas-microsoft-com:vml" xmlns:wp14="http://schemas.microsoft.com/office/word/2010/wordprocessingDrawing" xmlns:wp="http://schemas.openxmlformats.org/drawingml/2006/wordprocessingDrawing" xmlns:w10="urn:schemas-microsoft-com:office:word" xmlns:w="http://schemas.openxmlformats.org/wordprocessingml/2006/main" xmlns:w14="http://schemas.microsoft.com/office/word/2010/wordml" xmlns:w15="http://schemas.microsoft.com/office/word/2012/wordml" xmlns:w16cex="http://schemas.microsoft.com/office/word/2018/wordml/cex" xmlns:w16cid="http://schemas.microsoft.com/office/word/2016/wordml/cid" xmlns:w16="http://schemas.microsoft.com/office/word/2018/wordml" xmlns:w16du="http://schemas.microsoft.com/office/word/2023/wordml/word16du" xmlns:w16sdtdh="http://schemas.microsoft.com/office/word/2020/wordml/sdtdatahash" xmlns:w16sdtfl="http://schemas.microsoft.com/office/word/2024/wordml/sdtformatlock" xmlns:w16se="http://schemas.microsoft.com/office/word/2015/wordml/symex" xmlns:wpg="http://schemas.microsoft.com/office/word/2010/wordprocessingGroup" xmlns:wpi="http://schemas.microsoft.com/office/word/2010/wordprocessingInk" xmlns:wne="http://schemas.microsoft.com/office/word/2006/wordml" xmlns:wps="http://schemas.microsoft.com/office/word/2010/wordprocessingShape" mc:Ignorable="w14 w15 w16se w16cid w16 w16cex w16sdtdh w16sdtfl w16du wp14">
   <w:footnote w:type="separator" w:id="-1">
     <w:p>
       <w:r>
@@ -33510,7 +33520,7 @@
 </file>
 
 <file path=word/header1.xml><?xml version="1.0" encoding="utf-8"?>
-<w:hdr xmlns:wpc="http://schemas.microsoft.com/office/word/2010/wordprocessingCanvas" xmlns:cx="http://schemas.microsoft.com/office/drawing/2014/chartex" xmlns:cx1="http://schemas.microsoft.com/office/drawing/2015/9/8/chartex" xmlns:cx2="http://schemas.microsoft.com/office/drawing/2015/10/21/chartex" xmlns:cx3="http://schemas.microsoft.com/office/drawing/2016/5/9/chartex" xmlns:cx4="http://schemas.microsoft.com/office/drawing/2016/5/10/chartex" xmlns:cx5="http://schemas.microsoft.com/office/drawing/2016/5/11/chartex" xmlns:cx6="http://schemas.microsoft.com/office/drawing/2016/5/12/chartex" xmlns:cx7="http://schemas.microsoft.com/office/drawing/2016/5/13/chartex" xmlns:cx8="http://schemas.microsoft.com/office/drawing/2016/5/14/chartex" xmlns:mc="http://schemas.openxmlformats.org/markup-compatibility/2006" xmlns:aink="http://schemas.microsoft.com/office/drawing/2016/ink" xmlns:am3d="http://schemas.microsoft.com/office/drawing/2017/model3d" xmlns:o="urn:schemas-microsoft-com:office:office" xmlns:oel="http://schemas.microsoft.com/office/2019/extlst" xmlns:r="http://schemas.openxmlformats.org/officeDocument/2006/relationships" xmlns:m="http://schemas.openxmlformats.org/officeDocument/2006/math" xmlns:v="urn:schemas-microsoft-com:vml" xmlns:wp14="http://schemas.microsoft.com/office/word/2010/wordprocessingDrawing" xmlns:wp="http://schemas.openxmlformats.org/drawingml/2006/wordprocessingDrawing" xmlns:w10="urn:schemas-microsoft-com:office:word" xmlns:w="http://schemas.openxmlformats.org/wordprocessingml/2006/main" xmlns:w14="http://schemas.microsoft.com/office/word/2010/wordml" xmlns:w15="http://schemas.microsoft.com/office/word/2012/wordml" xmlns:w16cex="http://schemas.microsoft.com/office/word/2018/wordml/cex" xmlns:w16cid="http://schemas.microsoft.com/office/word/2016/wordml/cid" xmlns:w16="http://schemas.microsoft.com/office/word/2018/wordml" xmlns:w16du="http://schemas.microsoft.com/office/word/2023/wordml/word16du" xmlns:w16sdtdh="http://schemas.microsoft.com/office/word/2020/wordml/sdtdatahash" xmlns:w16se="http://schemas.microsoft.com/office/word/2015/wordml/symex" xmlns:wpg="http://schemas.microsoft.com/office/word/2010/wordprocessingGroup" xmlns:wpi="http://schemas.microsoft.com/office/word/2010/wordprocessingInk" xmlns:wne="http://schemas.microsoft.com/office/word/2006/wordml" xmlns:wps="http://schemas.microsoft.com/office/word/2010/wordprocessingShape" mc:Ignorable="w14 w15 w16se w16cid w16 w16cex w16sdtdh w16du wp14">
+<w:hdr xmlns:wpc="http://schemas.microsoft.com/office/word/2010/wordprocessingCanvas" xmlns:cx="http://schemas.microsoft.com/office/drawing/2014/chartex" xmlns:cx1="http://schemas.microsoft.com/office/drawing/2015/9/8/chartex" xmlns:cx2="http://schemas.microsoft.com/office/drawing/2015/10/21/chartex" xmlns:cx3="http://schemas.microsoft.com/office/drawing/2016/5/9/chartex" xmlns:cx4="http://schemas.microsoft.com/office/drawing/2016/5/10/chartex" xmlns:cx5="http://schemas.microsoft.com/office/drawing/2016/5/11/chartex" xmlns:cx6="http://schemas.microsoft.com/office/drawing/2016/5/12/chartex" xmlns:cx7="http://schemas.microsoft.com/office/drawing/2016/5/13/chartex" xmlns:cx8="http://schemas.microsoft.com/office/drawing/2016/5/14/chartex" xmlns:mc="http://schemas.openxmlformats.org/markup-compatibility/2006" xmlns:aink="http://schemas.microsoft.com/office/drawing/2016/ink" xmlns:am3d="http://schemas.microsoft.com/office/drawing/2017/model3d" xmlns:o="urn:schemas-microsoft-com:office:office" xmlns:oel="http://schemas.microsoft.com/office/2019/extlst" xmlns:r="http://schemas.openxmlformats.org/officeDocument/2006/relationships" xmlns:m="http://schemas.openxmlformats.org/officeDocument/2006/math" xmlns:v="urn:schemas-microsoft-com:vml" xmlns:wp14="http://schemas.microsoft.com/office/word/2010/wordprocessingDrawing" xmlns:wp="http://schemas.openxmlformats.org/drawingml/2006/wordprocessingDrawing" xmlns:w10="urn:schemas-microsoft-com:office:word" xmlns:w="http://schemas.openxmlformats.org/wordprocessingml/2006/main" xmlns:w14="http://schemas.microsoft.com/office/word/2010/wordml" xmlns:w15="http://schemas.microsoft.com/office/word/2012/wordml" xmlns:w16cex="http://schemas.microsoft.com/office/word/2018/wordml/cex" xmlns:w16cid="http://schemas.microsoft.com/office/word/2016/wordml/cid" xmlns:w16="http://schemas.microsoft.com/office/word/2018/wordml" xmlns:w16du="http://schemas.microsoft.com/office/word/2023/wordml/word16du" xmlns:w16sdtdh="http://schemas.microsoft.com/office/word/2020/wordml/sdtdatahash" xmlns:w16sdtfl="http://schemas.microsoft.com/office/word/2024/wordml/sdtformatlock" xmlns:w16se="http://schemas.microsoft.com/office/word/2015/wordml/symex" xmlns:wpg="http://schemas.microsoft.com/office/word/2010/wordprocessingGroup" xmlns:wpi="http://schemas.microsoft.com/office/word/2010/wordprocessingInk" xmlns:wne="http://schemas.microsoft.com/office/word/2006/wordml" xmlns:wps="http://schemas.microsoft.com/office/word/2010/wordprocessingShape" mc:Ignorable="w14 w15 w16se w16cid w16 w16cex w16sdtdh w16sdtfl w16du wp14">
   <w:sdt>
     <w:sdtPr>
       <w:rPr>
@@ -33686,7 +33696,7 @@
 </file>
 
 <file path=word/numbering.xml><?xml version="1.0" encoding="utf-8"?>
-<w:numbering xmlns:wpc="http://schemas.microsoft.com/office/word/2010/wordprocessingCanvas" xmlns:cx="http://schemas.microsoft.com/office/drawing/2014/chartex" xmlns:cx1="http://schemas.microsoft.com/office/drawing/2015/9/8/chartex" xmlns:cx2="http://schemas.microsoft.com/office/drawing/2015/10/21/chartex" xmlns:cx3="http://schemas.microsoft.com/office/drawing/2016/5/9/chartex" xmlns:cx4="http://schemas.microsoft.com/office/drawing/2016/5/10/chartex" xmlns:cx5="http://schemas.microsoft.com/office/drawing/2016/5/11/chartex" xmlns:cx6="http://schemas.microsoft.com/office/drawing/2016/5/12/chartex" xmlns:cx7="http://schemas.microsoft.com/office/drawing/2016/5/13/chartex" xmlns:cx8="http://schemas.microsoft.com/office/drawing/2016/5/14/chartex" xmlns:mc="http://schemas.openxmlformats.org/markup-compatibility/2006" xmlns:aink="http://schemas.microsoft.com/office/drawing/2016/ink" xmlns:am3d="http://schemas.microsoft.com/office/drawing/2017/model3d" xmlns:o="urn:schemas-microsoft-com:office:office" xmlns:oel="http://schemas.microsoft.com/office/2019/extlst" xmlns:r="http://schemas.openxmlformats.org/officeDocument/2006/relationships" xmlns:m="http://schemas.openxmlformats.org/officeDocument/2006/math" xmlns:v="urn:schemas-microsoft-com:vml" xmlns:wp14="http://schemas.microsoft.com/office/word/2010/wordprocessingDrawing" xmlns:wp="http://schemas.openxmlformats.org/drawingml/2006/wordprocessingDrawing" xmlns:w10="urn:schemas-microsoft-com:office:word" xmlns:w="http://schemas.openxmlformats.org/wordprocessingml/2006/main" xmlns:w14="http://schemas.microsoft.com/office/word/2010/wordml" xmlns:w15="http://schemas.microsoft.com/office/word/2012/wordml" xmlns:w16cex="http://schemas.microsoft.com/office/word/2018/wordml/cex" xmlns:w16cid="http://schemas.microsoft.com/office/word/2016/wordml/cid" xmlns:w16="http://schemas.microsoft.com/office/word/2018/wordml" xmlns:w16du="http://schemas.microsoft.com/office/word/2023/wordml/word16du" xmlns:w16sdtdh="http://schemas.microsoft.com/office/word/2020/wordml/sdtdatahash" xmlns:w16se="http://schemas.microsoft.com/office/word/2015/wordml/symex" xmlns:wpg="http://schemas.microsoft.com/office/word/2010/wordprocessingGroup" xmlns:wpi="http://schemas.microsoft.com/office/word/2010/wordprocessingInk" xmlns:wne="http://schemas.microsoft.com/office/word/2006/wordml" xmlns:wps="http://schemas.microsoft.com/office/word/2010/wordprocessingShape" mc:Ignorable="w14 w15 w16se w16cid w16 w16cex w16sdtdh w16du wp14">
+<w:numbering xmlns:wpc="http://schemas.microsoft.com/office/word/2010/wordprocessingCanvas" xmlns:cx="http://schemas.microsoft.com/office/drawing/2014/chartex" xmlns:cx1="http://schemas.microsoft.com/office/drawing/2015/9/8/chartex" xmlns:cx2="http://schemas.microsoft.com/office/drawing/2015/10/21/chartex" xmlns:cx3="http://schemas.microsoft.com/office/drawing/2016/5/9/chartex" xmlns:cx4="http://schemas.microsoft.com/office/drawing/2016/5/10/chartex" xmlns:cx5="http://schemas.microsoft.com/office/drawing/2016/5/11/chartex" xmlns:cx6="http://schemas.microsoft.com/office/drawing/2016/5/12/chartex" xmlns:cx7="http://schemas.microsoft.com/office/drawing/2016/5/13/chartex" xmlns:cx8="http://schemas.microsoft.com/office/drawing/2016/5/14/chartex" xmlns:mc="http://schemas.openxmlformats.org/markup-compatibility/2006" xmlns:aink="http://schemas.microsoft.com/office/drawing/2016/ink" xmlns:am3d="http://schemas.microsoft.com/office/drawing/2017/model3d" xmlns:o="urn:schemas-microsoft-com:office:office" xmlns:oel="http://schemas.microsoft.com/office/2019/extlst" xmlns:r="http://schemas.openxmlformats.org/officeDocument/2006/relationships" xmlns:m="http://schemas.openxmlformats.org/officeDocument/2006/math" xmlns:v="urn:schemas-microsoft-com:vml" xmlns:wp14="http://schemas.microsoft.com/office/word/2010/wordprocessingDrawing" xmlns:wp="http://schemas.openxmlformats.org/drawingml/2006/wordprocessingDrawing" xmlns:w10="urn:schemas-microsoft-com:office:word" xmlns:w="http://schemas.openxmlformats.org/wordprocessingml/2006/main" xmlns:w14="http://schemas.microsoft.com/office/word/2010/wordml" xmlns:w15="http://schemas.microsoft.com/office/word/2012/wordml" xmlns:w16cex="http://schemas.microsoft.com/office/word/2018/wordml/cex" xmlns:w16cid="http://schemas.microsoft.com/office/word/2016/wordml/cid" xmlns:w16="http://schemas.microsoft.com/office/word/2018/wordml" xmlns:w16du="http://schemas.microsoft.com/office/word/2023/wordml/word16du" xmlns:w16sdtdh="http://schemas.microsoft.com/office/word/2020/wordml/sdtdatahash" xmlns:w16sdtfl="http://schemas.microsoft.com/office/word/2024/wordml/sdtformatlock" xmlns:w16se="http://schemas.microsoft.com/office/word/2015/wordml/symex" xmlns:wpg="http://schemas.microsoft.com/office/word/2010/wordprocessingGroup" xmlns:wpi="http://schemas.microsoft.com/office/word/2010/wordprocessingInk" xmlns:wne="http://schemas.microsoft.com/office/word/2006/wordml" xmlns:wps="http://schemas.microsoft.com/office/word/2010/wordprocessingShape" mc:Ignorable="w14 w15 w16se w16cid w16 w16cex w16sdtdh w16sdtfl w16du wp14">
   <w:abstractNum w:abstractNumId="0" w15:restartNumberingAfterBreak="0">
     <w:nsid w:val="20F46957"/>
     <w:multiLevelType w:val="hybridMultilevel"/>
@@ -33896,7 +33906,7 @@
 </file>
 
 <file path=word/styles.xml><?xml version="1.0" encoding="utf-8"?>
-<w:styles xmlns:mc="http://schemas.openxmlformats.org/markup-compatibility/2006" xmlns:r="http://schemas.openxmlformats.org/officeDocument/2006/relationships" xmlns:w="http://schemas.openxmlformats.org/wordprocessingml/2006/main" xmlns:w14="http://schemas.microsoft.com/office/word/2010/wordml" xmlns:w15="http://schemas.microsoft.com/office/word/2012/wordml" xmlns:w16cex="http://schemas.microsoft.com/office/word/2018/wordml/cex" xmlns:w16cid="http://schemas.microsoft.com/office/word/2016/wordml/cid" xmlns:w16="http://schemas.microsoft.com/office/word/2018/wordml" xmlns:w16du="http://schemas.microsoft.com/office/word/2023/wordml/word16du" xmlns:w16sdtdh="http://schemas.microsoft.com/office/word/2020/wordml/sdtdatahash" xmlns:w16se="http://schemas.microsoft.com/office/word/2015/wordml/symex" mc:Ignorable="w14 w15 w16se w16cid w16 w16cex w16sdtdh w16du">
+<w:styles xmlns:mc="http://schemas.openxmlformats.org/markup-compatibility/2006" xmlns:r="http://schemas.openxmlformats.org/officeDocument/2006/relationships" xmlns:w="http://schemas.openxmlformats.org/wordprocessingml/2006/main" xmlns:w14="http://schemas.microsoft.com/office/word/2010/wordml" xmlns:w15="http://schemas.microsoft.com/office/word/2012/wordml" xmlns:w16cex="http://schemas.microsoft.com/office/word/2018/wordml/cex" xmlns:w16cid="http://schemas.microsoft.com/office/word/2016/wordml/cid" xmlns:w16="http://schemas.microsoft.com/office/word/2018/wordml" xmlns:w16du="http://schemas.microsoft.com/office/word/2023/wordml/word16du" xmlns:w16sdtdh="http://schemas.microsoft.com/office/word/2020/wordml/sdtdatahash" xmlns:w16sdtfl="http://schemas.microsoft.com/office/word/2024/wordml/sdtformatlock" xmlns:w16se="http://schemas.microsoft.com/office/word/2015/wordml/symex" mc:Ignorable="w14 w15 w16se w16cid w16 w16cex w16sdtdh w16sdtfl w16du">
   <w:docDefaults>
     <w:rPrDefault>
       <w:rPr>
